--- a/Layout/statementofDirectors.docx
+++ b/Layout/statementofDirectors.docx
@@ -169,12 +169,12 @@
             <w:szCs w:val="24"/>
           </w:rPr>
           <w:alias w:val="#Nav: /Company_Information/Asat"/>
-          <w:tag w:val="#Nav: Statement_of_Directors_x0027_RE/51516346"/>
+          <w:tag w:val="#Nav: Statement_of_Directors_x0027_RE/50346"/>
           <w:id w:val="904037121"/>
           <w:placeholder>
             <w:docPart w:val="DefaultPlaceholder_-1854013440"/>
           </w:placeholder>
-          <w:dataBinding w:prefixMappings="xmlns:ns0='urn:microsoft-dynamics-nav/reports/Statement_of_Directors_x0027_RE/51516346/'" w:xpath="/ns0:NavWordReportXmlPart[1]/ns0:Company_Information[1]/ns0:Asat[1]" w:storeItemID="{CBD78D79-70CA-43C7-8DBA-B4C38752857D}"/>
+          <w:dataBinding w:prefixMappings="xmlns:ns0='urn:microsoft-dynamics-nav/reports/Statement_of_Directors_x0027_RE/50346/'" w:xpath="/ns0:NavWordReportXmlPart[1]/ns0:Company_Information[1]/ns0:Asat[1]" w:storeItemID="{CBD78D79-70CA-43C7-8DBA-B4C38752857D}"/>
           <w:text/>
         </w:sdtPr>
         <w:sdtEndPr/>
@@ -581,12 +581,12 @@
           <w:szCs w:val="24"/>
         </w:rPr>
         <w:alias w:val="#Nav: /Company_Information/Asat"/>
-        <w:tag w:val="#Nav: Statement_of_Directors_x0027_RE/51516346"/>
+        <w:tag w:val="#Nav: Statement_of_Directors_x0027_RE/50346"/>
         <w:id w:val="1110238789"/>
         <w:placeholder>
           <w:docPart w:val="DefaultPlaceholder_-1854013440"/>
         </w:placeholder>
-        <w:dataBinding w:prefixMappings="xmlns:ns0='urn:microsoft-dynamics-nav/reports/Statement_of_Directors_x0027_RE/51516346/'" w:xpath="/ns0:NavWordReportXmlPart[1]/ns0:Company_Information[1]/ns0:Asat[1]" w:storeItemID="{CBD78D79-70CA-43C7-8DBA-B4C38752857D}"/>
+        <w:dataBinding w:prefixMappings="xmlns:ns0='urn:microsoft-dynamics-nav/reports/Statement_of_Directors_x0027_RE/50346/'" w:xpath="/ns0:NavWordReportXmlPart[1]/ns0:Company_Information[1]/ns0:Asat[1]" w:storeItemID="{CBD78D79-70CA-43C7-8DBA-B4C38752857D}"/>
         <w:text/>
       </w:sdtPr>
       <w:sdtEndPr/>
@@ -2082,9 +2082,9 @@
 </a:theme>
 </file>
 
-<file path=customXml/item1.xml>��< ? x m l   v e r s i o n = " 1 . 0 "   e n c o d i n g = " u t f - 1 6 " ? > +<file path=customXML/item2.xml>��< ? x m l   v e r s i o n = " 1 . 0 "   e n c o d i n g = " u t f - 1 6 " ? >   
- < N a v W o r d R e p o r t X m l P a r t   x m l n s = " u r n : m i c r o s o f t - d y n a m i c s - n a v / r e p o r t s / S t a t e m e n t _ o f _ D i r e c t o r s _ x 0 0 2 7 _ R E / 5 1 5 1 6 3 4 6 / " > + < N a v W o r d R e p o r t X m l P a r t   x m l n s = " u r n : m i c r o s o f t - d y n a m i c s - n a v / r e p o r t s / S t a t e m e n t _ o f _ D i r e c t o r s _ x 0 0 2 7 _ R E / 5 0 3 4 6 / " >   
      < C o m p a n y _ I n f o r m a t i o n >   
@@ -2103,12 +2103,4 @@
      < / C o m p a n y _ I n f o r m a t i o n >   
  < / N a v W o r d R e p o r t X m l P a r t > 
-</file>
-
-<file path=customXml/itemProps1.xml><?xml version="1.0" encoding="utf-8"?>
-<ds:datastoreItem xmlns:ds="http://schemas.openxmlformats.org/officeDocument/2006/customXml" ds:itemID="{CBD78D79-70CA-43C7-8DBA-B4C38752857D}">
-  <ds:schemaRefs>
-    <ds:schemaRef ds:uri="urn:microsoft-dynamics-nav/reports/Statement_of_Directors_x0027_RE/51516346/"/>
-  </ds:schemaRefs>
-</ds:datastoreItem>
 </file>